--- a/Decoupe/04_Acte_II_Bar_Baptiste_Theodore.docx
+++ b/Decoupe/04_Acte_II_Bar_Baptiste_Theodore.docx
@@ -382,7 +382,7 @@
         <w:jc w:val="both"/>
       </w:pPr>
       <w:r>
-        <w:t xml:space="preserve">Quand Chloé évoque des déplacements suspects à l’intérieur (Théodorette dans le couloir, Gautier qui rentre pressé, quelqu’un qui aurait pu prendre la clef), vous ouvrez le couloir intérieur, le placard, les chambres et le cabinet de lecture. « Le couloir, les chambres et le cabinet de lecture sont à toi maintenant. »</w:t>
+        <w:t xml:space="preserve">Quand Chloé évoque des déplacements suspects à l’intérieur (Théodorette dans le couloir, Gautier qui rentre pressé, quelqu’un qui aurait pu prendre la clef), vous ouvrez le couloir intérieur, le placard et les chambres. « Le couloir, les chambres et le placard sont à toi maintenant. »</w:t>
       </w:r>
       <w:r>
         <w:rPr>
